--- a/Megan_Blechl_Resume_Technology_Transformation_Leader.docx
+++ b/Megan_Blechl_Resume_Technology_Transformation_Leader.docx
@@ -6,10 +6,13 @@
       <w:pPr>
         <w:spacing w:line="250" w:lineRule="auto"/>
         <w:jc w:val="center"/>
-      </w:pPr>
-      <w:r>
-        <w:rPr>
-          <w:rFonts w:ascii="Aptos Light" w:eastAsia="Aptos Light" w:hAnsi="Aptos Light" w:cs="Aptos Light"/>
+        <w:rPr>
+          <w:rFonts w:ascii="Calibri" w:hAnsi="Calibri" w:cs="Calibri"/>
+        </w:rPr>
+      </w:pPr>
+      <w:r>
+        <w:rPr>
+          <w:rFonts w:ascii="Calibri" w:eastAsia="Aptos Light" w:hAnsi="Calibri" w:cs="Calibri"/>
           <w:b/>
           <w:bCs/>
           <w:color w:val="1F3864"/>
@@ -22,16 +25,22 @@
     <w:p>
       <w:pPr>
         <w:jc w:val="center"/>
+        <w:rPr>
+          <w:rFonts w:ascii="Calibri" w:hAnsi="Calibri" w:cs="Calibri"/>
+        </w:rPr>
       </w:pPr>
     </w:p>
     <w:p>
       <w:pPr>
         <w:spacing w:after="20"/>
         <w:jc w:val="center"/>
-      </w:pPr>
-      <w:r>
-        <w:rPr>
-          <w:rFonts w:ascii="Aptos Light" w:eastAsia="Aptos Light" w:hAnsi="Aptos Light" w:cs="Aptos Light"/>
+        <w:rPr>
+          <w:rFonts w:ascii="Calibri" w:hAnsi="Calibri" w:cs="Calibri"/>
+        </w:rPr>
+      </w:pPr>
+      <w:r>
+        <w:rPr>
+          <w:rFonts w:ascii="Calibri" w:eastAsia="Aptos Light" w:hAnsi="Calibri" w:cs="Calibri"/>
           <w:color w:val="333333"/>
           <w:sz w:val="22"/>
           <w:szCs w:val="22"/>
@@ -40,7 +49,7 @@
       </w:r>
       <w:r>
         <w:rPr>
-          <w:rFonts w:ascii="Aptos Light" w:eastAsia="Aptos Light" w:hAnsi="Aptos Light" w:cs="Aptos Light"/>
+          <w:rFonts w:ascii="Calibri" w:eastAsia="Aptos Light" w:hAnsi="Calibri" w:cs="Calibri"/>
           <w:color w:val="0563C1"/>
           <w:sz w:val="22"/>
           <w:szCs w:val="22"/>
@@ -50,37 +59,62 @@
       </w:r>
       <w:r>
         <w:rPr>
-          <w:rFonts w:ascii="Aptos Light" w:eastAsia="Aptos Light" w:hAnsi="Aptos Light" w:cs="Aptos Light"/>
-          <w:color w:val="333333"/>
-          <w:sz w:val="22"/>
-          <w:szCs w:val="22"/>
-        </w:rPr>
-        <w:t xml:space="preserve"> | linkedin.com/in/meganblechl</w:t>
-      </w:r>
-    </w:p>
-    <w:p>
-      <w:pPr>
-        <w:spacing w:after="20"/>
+          <w:rFonts w:ascii="Calibri" w:eastAsia="Aptos Light" w:hAnsi="Calibri" w:cs="Calibri"/>
+          <w:color w:val="333333"/>
+          <w:sz w:val="22"/>
+          <w:szCs w:val="22"/>
+        </w:rPr>
+        <w:t xml:space="preserve"> | </w:t>
+      </w:r>
+      <w:hyperlink r:id="rId7" w:history="1">
+        <w:r>
+          <w:rPr>
+            <w:rFonts w:ascii="Calibri" w:eastAsia="Atopos Light" w:hAnsi="Calibri" w:cs="Calibri"/>
+            <w:color w:val="0563C1"/>
+            <w:sz w:val="19"/>
+            <w:szCs w:val="19"/>
+            <w:u w:val="single"/>
+          </w:rPr>
+          <w:t>LinkedIn</w:t>
+        </w:r>
+      </w:hyperlink>
+      <w:r>
+        <w:rPr>
+          <w:rFonts w:ascii="Calibri" w:eastAsia="Atopos Light" w:hAnsi="Calibri" w:cs="Calibri"/>
+          <w:color w:val="222222"/>
+          <w:sz w:val="19"/>
+          <w:szCs w:val="19"/>
+        </w:rPr>
+        <w:t xml:space="preserve"> |</w:t>
+      </w:r>
+      <w:r>
+        <w:rPr>
+          <w:rFonts w:ascii="Calibri" w:hAnsi="Calibri" w:cs="Calibri"/>
+        </w:rPr>
+        <w:t xml:space="preserve"> </w:t>
+      </w:r>
+      <w:hyperlink r:id="rId8" w:history="1">
+        <w:r>
+          <w:rPr>
+            <w:rStyle w:val="Hyperlink"/>
+            <w:rFonts w:ascii="Calibri" w:eastAsia="Aptos Light" w:hAnsi="Calibri" w:cs="Calibri"/>
+            <w:sz w:val="22"/>
+            <w:szCs w:val="22"/>
+          </w:rPr>
+          <w:t>Professional Website</w:t>
+        </w:r>
+      </w:hyperlink>
+    </w:p>
+    <w:p>
+      <w:pPr>
         <w:jc w:val="center"/>
-      </w:pPr>
-      <w:r>
-        <w:rPr>
-          <w:rFonts w:ascii="Aptos Light" w:eastAsia="Aptos Light" w:hAnsi="Aptos Light" w:cs="Aptos Light"/>
-          <w:color w:val="0563C1"/>
-          <w:sz w:val="22"/>
-          <w:szCs w:val="22"/>
-          <w:u w:val="single"/>
-        </w:rPr>
-        <w:t>mnblechl-hub.github.io/ProjectResume</w:t>
-      </w:r>
-    </w:p>
-    <w:p>
-      <w:pPr>
-        <w:jc w:val="center"/>
-      </w:pPr>
-      <w:r>
-        <w:rPr>
-          <w:rFonts w:ascii="Aptos Light" w:eastAsia="Aptos Light" w:hAnsi="Aptos Light" w:cs="Aptos Light"/>
+        <w:rPr>
+          <w:rFonts w:ascii="Calibri" w:hAnsi="Calibri" w:cs="Calibri"/>
+        </w:rPr>
+      </w:pPr>
+      <w:r>
+        <w:rPr>
+          <w:rFonts w:ascii="Calibri" w:eastAsia="Aptos Light" w:hAnsi="Calibri" w:cs="Calibri"/>
           <w:color w:val="333333"/>
           <w:sz w:val="22"/>
           <w:szCs w:val="22"/>
@@ -92,10 +126,13 @@
       <w:pPr>
         <w:shd w:val="clear" w:color="auto" w:fill="1F3864"/>
         <w:jc w:val="center"/>
-      </w:pPr>
-      <w:r>
-        <w:rPr>
-          <w:rFonts w:ascii="Aptos Light" w:eastAsia="Aptos Light" w:hAnsi="Aptos Light" w:cs="Aptos Light"/>
+        <w:rPr>
+          <w:rFonts w:ascii="Calibri" w:hAnsi="Calibri" w:cs="Calibri"/>
+        </w:rPr>
+      </w:pPr>
+      <w:r>
+        <w:rPr>
+          <w:rFonts w:ascii="Calibri" w:eastAsia="Aptos Light" w:hAnsi="Calibri" w:cs="Calibri"/>
           <w:b/>
           <w:bCs/>
           <w:color w:val="FFFFFF"/>
@@ -110,10 +147,13 @@
         <w:shd w:val="clear" w:color="auto" w:fill="1F3864"/>
         <w:spacing w:after="40"/>
         <w:jc w:val="center"/>
-      </w:pPr>
-      <w:r>
-        <w:rPr>
-          <w:rFonts w:ascii="Aptos Light" w:eastAsia="Aptos Light" w:hAnsi="Aptos Light" w:cs="Aptos Light"/>
+        <w:rPr>
+          <w:rFonts w:ascii="Calibri" w:hAnsi="Calibri" w:cs="Calibri"/>
+        </w:rPr>
+      </w:pPr>
+      <w:r>
+        <w:rPr>
+          <w:rFonts w:ascii="Calibri" w:eastAsia="Aptos Light" w:hAnsi="Calibri" w:cs="Calibri"/>
           <w:b/>
           <w:bCs/>
           <w:i/>
@@ -131,10 +171,13 @@
           <w:bottom w:val="single" w:sz="6" w:space="2" w:color="1F3864"/>
         </w:pBdr>
         <w:spacing w:before="140" w:after="70"/>
-      </w:pPr>
-      <w:r>
-        <w:rPr>
-          <w:rFonts w:ascii="Aptos Light" w:eastAsia="Aptos Light" w:hAnsi="Aptos Light" w:cs="Aptos Light"/>
+        <w:rPr>
+          <w:rFonts w:ascii="Calibri" w:hAnsi="Calibri" w:cs="Calibri"/>
+        </w:rPr>
+      </w:pPr>
+      <w:r>
+        <w:rPr>
+          <w:rFonts w:ascii="Calibri" w:eastAsia="Aptos Light" w:hAnsi="Calibri" w:cs="Calibri"/>
           <w:b/>
           <w:bCs/>
           <w:color w:val="1F3864"/>
@@ -147,10 +190,13 @@
     <w:p>
       <w:pPr>
         <w:spacing w:after="90"/>
-      </w:pPr>
-      <w:r>
-        <w:rPr>
-          <w:rFonts w:ascii="Aptos Light" w:eastAsia="Aptos Light" w:hAnsi="Aptos Light" w:cs="Aptos Light"/>
+        <w:rPr>
+          <w:rFonts w:ascii="Calibri" w:hAnsi="Calibri" w:cs="Calibri"/>
+        </w:rPr>
+      </w:pPr>
+      <w:r>
+        <w:rPr>
+          <w:rFonts w:ascii="Calibri" w:eastAsia="Aptos Light" w:hAnsi="Calibri" w:cs="Calibri"/>
           <w:color w:val="333333"/>
           <w:sz w:val="22"/>
           <w:szCs w:val="22"/>
@@ -161,10 +207,13 @@
     <w:p>
       <w:pPr>
         <w:spacing w:after="90"/>
-      </w:pPr>
-      <w:r>
-        <w:rPr>
-          <w:rFonts w:ascii="Aptos Light" w:eastAsia="Aptos Light" w:hAnsi="Aptos Light" w:cs="Aptos Light"/>
+        <w:rPr>
+          <w:rFonts w:ascii="Calibri" w:hAnsi="Calibri" w:cs="Calibri"/>
+        </w:rPr>
+      </w:pPr>
+      <w:r>
+        <w:rPr>
+          <w:rFonts w:ascii="Calibri" w:eastAsia="Aptos Light" w:hAnsi="Calibri" w:cs="Calibri"/>
           <w:color w:val="333333"/>
           <w:sz w:val="22"/>
           <w:szCs w:val="22"/>
@@ -175,10 +224,13 @@
     <w:p>
       <w:pPr>
         <w:spacing w:after="90"/>
-      </w:pPr>
-      <w:r>
-        <w:rPr>
-          <w:rFonts w:ascii="Aptos Light" w:eastAsia="Aptos Light" w:hAnsi="Aptos Light" w:cs="Aptos Light"/>
+        <w:rPr>
+          <w:rFonts w:ascii="Calibri" w:hAnsi="Calibri" w:cs="Calibri"/>
+        </w:rPr>
+      </w:pPr>
+      <w:r>
+        <w:rPr>
+          <w:rFonts w:ascii="Calibri" w:eastAsia="Aptos Light" w:hAnsi="Calibri" w:cs="Calibri"/>
           <w:color w:val="333333"/>
           <w:sz w:val="22"/>
           <w:szCs w:val="22"/>
@@ -192,10 +244,13 @@
           <w:bottom w:val="single" w:sz="6" w:space="2" w:color="1F3864"/>
         </w:pBdr>
         <w:spacing w:before="240" w:after="70"/>
-      </w:pPr>
-      <w:r>
-        <w:rPr>
-          <w:rFonts w:ascii="Aptos Light" w:eastAsia="Aptos Light" w:hAnsi="Aptos Light" w:cs="Aptos Light"/>
+        <w:rPr>
+          <w:rFonts w:ascii="Calibri" w:hAnsi="Calibri" w:cs="Calibri"/>
+        </w:rPr>
+      </w:pPr>
+      <w:r>
+        <w:rPr>
+          <w:rFonts w:ascii="Calibri" w:eastAsia="Aptos Light" w:hAnsi="Calibri" w:cs="Calibri"/>
           <w:b/>
           <w:bCs/>
           <w:color w:val="1F3864"/>
@@ -208,10 +263,13 @@
     <w:p>
       <w:pPr>
         <w:spacing w:before="90" w:after="20"/>
-      </w:pPr>
-      <w:r>
-        <w:rPr>
-          <w:rFonts w:ascii="Aptos Light" w:eastAsia="Aptos Light" w:hAnsi="Aptos Light" w:cs="Aptos Light"/>
+        <w:rPr>
+          <w:rFonts w:ascii="Calibri" w:hAnsi="Calibri" w:cs="Calibri"/>
+        </w:rPr>
+      </w:pPr>
+      <w:r>
+        <w:rPr>
+          <w:rFonts w:ascii="Calibri" w:eastAsia="Aptos Light" w:hAnsi="Calibri" w:cs="Calibri"/>
           <w:b/>
           <w:bCs/>
           <w:color w:val="1F3864"/>
@@ -224,10 +282,13 @@
     <w:p>
       <w:pPr>
         <w:spacing w:after="20"/>
-      </w:pPr>
-      <w:r>
-        <w:rPr>
-          <w:rFonts w:ascii="Aptos Light" w:eastAsia="Aptos Light" w:hAnsi="Aptos Light" w:cs="Aptos Light"/>
+        <w:rPr>
+          <w:rFonts w:ascii="Calibri" w:hAnsi="Calibri" w:cs="Calibri"/>
+        </w:rPr>
+      </w:pPr>
+      <w:r>
+        <w:rPr>
+          <w:rFonts w:ascii="Calibri" w:eastAsia="Aptos Light" w:hAnsi="Calibri" w:cs="Calibri"/>
           <w:color w:val="333333"/>
           <w:sz w:val="22"/>
           <w:szCs w:val="22"/>
@@ -238,10 +299,13 @@
     <w:p>
       <w:pPr>
         <w:spacing w:before="90" w:after="20"/>
-      </w:pPr>
-      <w:r>
-        <w:rPr>
-          <w:rFonts w:ascii="Aptos Light" w:eastAsia="Aptos Light" w:hAnsi="Aptos Light" w:cs="Aptos Light"/>
+        <w:rPr>
+          <w:rFonts w:ascii="Calibri" w:hAnsi="Calibri" w:cs="Calibri"/>
+        </w:rPr>
+      </w:pPr>
+      <w:r>
+        <w:rPr>
+          <w:rFonts w:ascii="Calibri" w:eastAsia="Aptos Light" w:hAnsi="Calibri" w:cs="Calibri"/>
           <w:b/>
           <w:bCs/>
           <w:color w:val="1F3864"/>
@@ -254,10 +318,13 @@
     <w:p>
       <w:pPr>
         <w:spacing w:after="20"/>
-      </w:pPr>
-      <w:r>
-        <w:rPr>
-          <w:rFonts w:ascii="Aptos Light" w:eastAsia="Aptos Light" w:hAnsi="Aptos Light" w:cs="Aptos Light"/>
+        <w:rPr>
+          <w:rFonts w:ascii="Calibri" w:hAnsi="Calibri" w:cs="Calibri"/>
+        </w:rPr>
+      </w:pPr>
+      <w:r>
+        <w:rPr>
+          <w:rFonts w:ascii="Calibri" w:eastAsia="Aptos Light" w:hAnsi="Calibri" w:cs="Calibri"/>
           <w:color w:val="333333"/>
           <w:sz w:val="22"/>
           <w:szCs w:val="22"/>
@@ -268,10 +335,13 @@
     <w:p>
       <w:pPr>
         <w:spacing w:before="90" w:after="20"/>
-      </w:pPr>
-      <w:r>
-        <w:rPr>
-          <w:rFonts w:ascii="Aptos Light" w:eastAsia="Aptos Light" w:hAnsi="Aptos Light" w:cs="Aptos Light"/>
+        <w:rPr>
+          <w:rFonts w:ascii="Calibri" w:hAnsi="Calibri" w:cs="Calibri"/>
+        </w:rPr>
+      </w:pPr>
+      <w:r>
+        <w:rPr>
+          <w:rFonts w:ascii="Calibri" w:eastAsia="Aptos Light" w:hAnsi="Calibri" w:cs="Calibri"/>
           <w:b/>
           <w:bCs/>
           <w:color w:val="1F3864"/>
@@ -284,10 +354,13 @@
     <w:p>
       <w:pPr>
         <w:spacing w:after="20"/>
-      </w:pPr>
-      <w:r>
-        <w:rPr>
-          <w:rFonts w:ascii="Aptos Light" w:eastAsia="Aptos Light" w:hAnsi="Aptos Light" w:cs="Aptos Light"/>
+        <w:rPr>
+          <w:rFonts w:ascii="Calibri" w:hAnsi="Calibri" w:cs="Calibri"/>
+        </w:rPr>
+      </w:pPr>
+      <w:r>
+        <w:rPr>
+          <w:rFonts w:ascii="Calibri" w:eastAsia="Aptos Light" w:hAnsi="Calibri" w:cs="Calibri"/>
           <w:color w:val="333333"/>
           <w:sz w:val="22"/>
           <w:szCs w:val="22"/>
@@ -298,10 +371,13 @@
     <w:p>
       <w:pPr>
         <w:spacing w:before="90" w:after="20"/>
-      </w:pPr>
-      <w:r>
-        <w:rPr>
-          <w:rFonts w:ascii="Aptos Light" w:eastAsia="Aptos Light" w:hAnsi="Aptos Light" w:cs="Aptos Light"/>
+        <w:rPr>
+          <w:rFonts w:ascii="Calibri" w:hAnsi="Calibri" w:cs="Calibri"/>
+        </w:rPr>
+      </w:pPr>
+      <w:r>
+        <w:rPr>
+          <w:rFonts w:ascii="Calibri" w:eastAsia="Aptos Light" w:hAnsi="Calibri" w:cs="Calibri"/>
           <w:b/>
           <w:bCs/>
           <w:color w:val="1F3864"/>
@@ -314,10 +390,13 @@
     <w:p>
       <w:pPr>
         <w:spacing w:after="20"/>
-      </w:pPr>
-      <w:r>
-        <w:rPr>
-          <w:rFonts w:ascii="Aptos Light" w:eastAsia="Aptos Light" w:hAnsi="Aptos Light" w:cs="Aptos Light"/>
+        <w:rPr>
+          <w:rFonts w:ascii="Calibri" w:hAnsi="Calibri" w:cs="Calibri"/>
+        </w:rPr>
+      </w:pPr>
+      <w:r>
+        <w:rPr>
+          <w:rFonts w:ascii="Calibri" w:eastAsia="Aptos Light" w:hAnsi="Calibri" w:cs="Calibri"/>
           <w:color w:val="333333"/>
           <w:sz w:val="22"/>
           <w:szCs w:val="22"/>
@@ -331,10 +410,13 @@
           <w:bottom w:val="single" w:sz="6" w:space="2" w:color="1F3864"/>
         </w:pBdr>
         <w:spacing w:before="240" w:after="70"/>
-      </w:pPr>
-      <w:r>
-        <w:rPr>
-          <w:rFonts w:ascii="Aptos Light" w:eastAsia="Aptos Light" w:hAnsi="Aptos Light" w:cs="Aptos Light"/>
+        <w:rPr>
+          <w:rFonts w:ascii="Calibri" w:hAnsi="Calibri" w:cs="Calibri"/>
+        </w:rPr>
+      </w:pPr>
+      <w:r>
+        <w:rPr>
+          <w:rFonts w:ascii="Calibri" w:eastAsia="Aptos Light" w:hAnsi="Calibri" w:cs="Calibri"/>
           <w:b/>
           <w:bCs/>
           <w:color w:val="1F3864"/>
@@ -347,10 +429,13 @@
     <w:p>
       <w:pPr>
         <w:spacing w:before="100" w:after="20"/>
-      </w:pPr>
-      <w:r>
-        <w:rPr>
-          <w:rFonts w:ascii="Aptos Light" w:eastAsia="Aptos Light" w:hAnsi="Aptos Light" w:cs="Aptos Light"/>
+        <w:rPr>
+          <w:rFonts w:ascii="Calibri" w:hAnsi="Calibri" w:cs="Calibri"/>
+        </w:rPr>
+      </w:pPr>
+      <w:r>
+        <w:rPr>
+          <w:rFonts w:ascii="Calibri" w:eastAsia="Aptos Light" w:hAnsi="Calibri" w:cs="Calibri"/>
           <w:b/>
           <w:bCs/>
           <w:color w:val="1F3864"/>
@@ -363,10 +448,13 @@
     <w:p>
       <w:pPr>
         <w:spacing w:after="120"/>
-      </w:pPr>
-      <w:r>
-        <w:rPr>
-          <w:rFonts w:ascii="Aptos Light" w:eastAsia="Aptos Light" w:hAnsi="Aptos Light" w:cs="Aptos Light"/>
+        <w:rPr>
+          <w:rFonts w:ascii="Calibri" w:hAnsi="Calibri" w:cs="Calibri"/>
+        </w:rPr>
+      </w:pPr>
+      <w:r>
+        <w:rPr>
+          <w:rFonts w:ascii="Calibri" w:eastAsia="Aptos Light" w:hAnsi="Calibri" w:cs="Calibri"/>
           <w:color w:val="333333"/>
           <w:sz w:val="22"/>
           <w:szCs w:val="22"/>
@@ -377,10 +465,13 @@
     <w:p>
       <w:pPr>
         <w:spacing w:before="100" w:after="20"/>
-      </w:pPr>
-      <w:r>
-        <w:rPr>
-          <w:rFonts w:ascii="Aptos Light" w:eastAsia="Aptos Light" w:hAnsi="Aptos Light" w:cs="Aptos Light"/>
+        <w:rPr>
+          <w:rFonts w:ascii="Calibri" w:hAnsi="Calibri" w:cs="Calibri"/>
+        </w:rPr>
+      </w:pPr>
+      <w:r>
+        <w:rPr>
+          <w:rFonts w:ascii="Calibri" w:eastAsia="Aptos Light" w:hAnsi="Calibri" w:cs="Calibri"/>
           <w:b/>
           <w:bCs/>
           <w:color w:val="1F3864"/>
@@ -393,10 +484,13 @@
     <w:p>
       <w:pPr>
         <w:spacing w:after="120"/>
-      </w:pPr>
-      <w:r>
-        <w:rPr>
-          <w:rFonts w:ascii="Aptos Light" w:eastAsia="Aptos Light" w:hAnsi="Aptos Light" w:cs="Aptos Light"/>
+        <w:rPr>
+          <w:rFonts w:ascii="Calibri" w:hAnsi="Calibri" w:cs="Calibri"/>
+        </w:rPr>
+      </w:pPr>
+      <w:r>
+        <w:rPr>
+          <w:rFonts w:ascii="Calibri" w:eastAsia="Aptos Light" w:hAnsi="Calibri" w:cs="Calibri"/>
           <w:color w:val="333333"/>
           <w:sz w:val="22"/>
           <w:szCs w:val="22"/>
@@ -407,10 +501,13 @@
     <w:p>
       <w:pPr>
         <w:spacing w:before="100" w:after="20"/>
-      </w:pPr>
-      <w:r>
-        <w:rPr>
-          <w:rFonts w:ascii="Aptos Light" w:eastAsia="Aptos Light" w:hAnsi="Aptos Light" w:cs="Aptos Light"/>
+        <w:rPr>
+          <w:rFonts w:ascii="Calibri" w:hAnsi="Calibri" w:cs="Calibri"/>
+        </w:rPr>
+      </w:pPr>
+      <w:r>
+        <w:rPr>
+          <w:rFonts w:ascii="Calibri" w:eastAsia="Aptos Light" w:hAnsi="Calibri" w:cs="Calibri"/>
           <w:b/>
           <w:bCs/>
           <w:color w:val="1F3864"/>
@@ -423,10 +520,13 @@
     <w:p>
       <w:pPr>
         <w:spacing w:after="120"/>
-      </w:pPr>
-      <w:r>
-        <w:rPr>
-          <w:rFonts w:ascii="Aptos Light" w:eastAsia="Aptos Light" w:hAnsi="Aptos Light" w:cs="Aptos Light"/>
+        <w:rPr>
+          <w:rFonts w:ascii="Calibri" w:hAnsi="Calibri" w:cs="Calibri"/>
+        </w:rPr>
+      </w:pPr>
+      <w:r>
+        <w:rPr>
+          <w:rFonts w:ascii="Calibri" w:eastAsia="Aptos Light" w:hAnsi="Calibri" w:cs="Calibri"/>
           <w:color w:val="333333"/>
           <w:sz w:val="22"/>
           <w:szCs w:val="22"/>
@@ -437,10 +537,13 @@
     <w:p>
       <w:pPr>
         <w:spacing w:before="100" w:after="20"/>
-      </w:pPr>
-      <w:r>
-        <w:rPr>
-          <w:rFonts w:ascii="Aptos Light" w:eastAsia="Aptos Light" w:hAnsi="Aptos Light" w:cs="Aptos Light"/>
+        <w:rPr>
+          <w:rFonts w:ascii="Calibri" w:hAnsi="Calibri" w:cs="Calibri"/>
+        </w:rPr>
+      </w:pPr>
+      <w:r>
+        <w:rPr>
+          <w:rFonts w:ascii="Calibri" w:eastAsia="Aptos Light" w:hAnsi="Calibri" w:cs="Calibri"/>
           <w:b/>
           <w:bCs/>
           <w:color w:val="1F3864"/>
@@ -453,10 +556,13 @@
     <w:p>
       <w:pPr>
         <w:spacing w:after="120"/>
-      </w:pPr>
-      <w:r>
-        <w:rPr>
-          <w:rFonts w:ascii="Aptos Light" w:eastAsia="Aptos Light" w:hAnsi="Aptos Light" w:cs="Aptos Light"/>
+        <w:rPr>
+          <w:rFonts w:ascii="Calibri" w:hAnsi="Calibri" w:cs="Calibri"/>
+        </w:rPr>
+      </w:pPr>
+      <w:r>
+        <w:rPr>
+          <w:rFonts w:ascii="Calibri" w:eastAsia="Aptos Light" w:hAnsi="Calibri" w:cs="Calibri"/>
           <w:color w:val="333333"/>
           <w:sz w:val="22"/>
           <w:szCs w:val="22"/>
@@ -467,10 +573,13 @@
     <w:p>
       <w:pPr>
         <w:spacing w:before="100" w:after="20"/>
-      </w:pPr>
-      <w:r>
-        <w:rPr>
-          <w:rFonts w:ascii="Aptos Light" w:eastAsia="Aptos Light" w:hAnsi="Aptos Light" w:cs="Aptos Light"/>
+        <w:rPr>
+          <w:rFonts w:ascii="Calibri" w:hAnsi="Calibri" w:cs="Calibri"/>
+        </w:rPr>
+      </w:pPr>
+      <w:r>
+        <w:rPr>
+          <w:rFonts w:ascii="Calibri" w:eastAsia="Aptos Light" w:hAnsi="Calibri" w:cs="Calibri"/>
           <w:b/>
           <w:bCs/>
           <w:color w:val="1F3864"/>
@@ -483,16 +592,30 @@
     <w:p>
       <w:pPr>
         <w:spacing w:after="120"/>
-      </w:pPr>
-      <w:r>
-        <w:rPr>
-          <w:rFonts w:ascii="Aptos Light" w:eastAsia="Aptos Light" w:hAnsi="Aptos Light" w:cs="Aptos Light"/>
+        <w:rPr>
+          <w:rFonts w:ascii="Calibri" w:eastAsia="Aptos Light" w:hAnsi="Calibri" w:cs="Calibri"/>
+          <w:color w:val="333333"/>
+          <w:sz w:val="22"/>
+          <w:szCs w:val="22"/>
+        </w:rPr>
+      </w:pPr>
+      <w:r>
+        <w:rPr>
+          <w:rFonts w:ascii="Calibri" w:eastAsia="Aptos Light" w:hAnsi="Calibri" w:cs="Calibri"/>
           <w:color w:val="333333"/>
           <w:sz w:val="22"/>
           <w:szCs w:val="22"/>
         </w:rPr>
         <w:t>Identified a repeatable delivery inefficiency and championed an automation initiative that reduced manual configuration effort while improving consistency and delivery quality.</w:t>
       </w:r>
+    </w:p>
+    <w:p>
+      <w:pPr>
+        <w:spacing w:after="120"/>
+        <w:rPr>
+          <w:rFonts w:ascii="Calibri" w:hAnsi="Calibri" w:cs="Calibri"/>
+        </w:rPr>
+      </w:pPr>
     </w:p>
     <w:p>
       <w:pPr>
@@ -500,10 +623,13 @@
           <w:bottom w:val="single" w:sz="6" w:space="2" w:color="1F3864"/>
         </w:pBdr>
         <w:spacing w:before="240" w:after="70"/>
-      </w:pPr>
-      <w:r>
-        <w:rPr>
-          <w:rFonts w:ascii="Aptos Light" w:eastAsia="Aptos Light" w:hAnsi="Aptos Light" w:cs="Aptos Light"/>
+        <w:rPr>
+          <w:rFonts w:ascii="Calibri" w:hAnsi="Calibri" w:cs="Calibri"/>
+        </w:rPr>
+      </w:pPr>
+      <w:r>
+        <w:rPr>
+          <w:rFonts w:ascii="Calibri" w:eastAsia="Aptos Light" w:hAnsi="Calibri" w:cs="Calibri"/>
           <w:b/>
           <w:bCs/>
           <w:color w:val="1F3864"/>
@@ -517,10 +643,13 @@
     <w:p>
       <w:pPr>
         <w:spacing w:before="90"/>
-      </w:pPr>
-      <w:r>
-        <w:rPr>
-          <w:rFonts w:ascii="Aptos Light" w:eastAsia="Aptos Light" w:hAnsi="Aptos Light" w:cs="Aptos Light"/>
+        <w:rPr>
+          <w:rFonts w:ascii="Calibri" w:hAnsi="Calibri" w:cs="Calibri"/>
+        </w:rPr>
+      </w:pPr>
+      <w:r>
+        <w:rPr>
+          <w:rFonts w:ascii="Calibri" w:eastAsia="Aptos Light" w:hAnsi="Calibri" w:cs="Calibri"/>
           <w:b/>
           <w:bCs/>
           <w:color w:val="333333"/>
@@ -533,10 +662,13 @@
     <w:p>
       <w:pPr>
         <w:spacing w:before="120" w:after="120"/>
-      </w:pPr>
-      <w:r>
-        <w:rPr>
-          <w:rFonts w:ascii="Aptos Light" w:eastAsia="Aptos Light" w:hAnsi="Aptos Light" w:cs="Aptos Light"/>
+        <w:rPr>
+          <w:rFonts w:ascii="Calibri" w:hAnsi="Calibri" w:cs="Calibri"/>
+        </w:rPr>
+      </w:pPr>
+      <w:r>
+        <w:rPr>
+          <w:rFonts w:ascii="Calibri" w:eastAsia="Aptos Light" w:hAnsi="Calibri" w:cs="Calibri"/>
           <w:i/>
           <w:iCs/>
           <w:color w:val="333333"/>
@@ -549,10 +681,13 @@
     <w:p>
       <w:pPr>
         <w:spacing w:before="144" w:after="120"/>
-      </w:pPr>
-      <w:r>
-        <w:rPr>
-          <w:rFonts w:ascii="Aptos Light" w:eastAsia="Aptos Light" w:hAnsi="Aptos Light" w:cs="Aptos Light"/>
+        <w:rPr>
+          <w:rFonts w:ascii="Calibri" w:hAnsi="Calibri" w:cs="Calibri"/>
+        </w:rPr>
+      </w:pPr>
+      <w:r>
+        <w:rPr>
+          <w:rFonts w:ascii="Calibri" w:eastAsia="Aptos Light" w:hAnsi="Calibri" w:cs="Calibri"/>
           <w:b/>
           <w:bCs/>
           <w:color w:val="1F3864"/>
@@ -565,10 +700,13 @@
     <w:p>
       <w:pPr>
         <w:spacing w:before="120" w:after="120"/>
-      </w:pPr>
-      <w:r>
-        <w:rPr>
-          <w:rFonts w:ascii="Aptos Light" w:eastAsia="Aptos Light" w:hAnsi="Aptos Light" w:cs="Aptos Light"/>
+        <w:rPr>
+          <w:rFonts w:ascii="Calibri" w:hAnsi="Calibri" w:cs="Calibri"/>
+        </w:rPr>
+      </w:pPr>
+      <w:r>
+        <w:rPr>
+          <w:rFonts w:ascii="Calibri" w:eastAsia="Aptos Light" w:hAnsi="Calibri" w:cs="Calibri"/>
           <w:i/>
           <w:iCs/>
           <w:color w:val="333333"/>
@@ -585,10 +723,13 @@
           <w:ilvl w:val="0"/>
           <w:numId w:val="2"/>
         </w:numPr>
-      </w:pPr>
-      <w:r>
-        <w:rPr>
-          <w:rFonts w:ascii="Aptos Light" w:eastAsia="Aptos Light" w:hAnsi="Aptos Light" w:cs="Aptos Light"/>
+        <w:rPr>
+          <w:rFonts w:ascii="Calibri" w:hAnsi="Calibri" w:cs="Calibri"/>
+        </w:rPr>
+      </w:pPr>
+      <w:r>
+        <w:rPr>
+          <w:rFonts w:ascii="Calibri" w:eastAsia="Aptos Light" w:hAnsi="Calibri" w:cs="Calibri"/>
           <w:color w:val="333333"/>
           <w:sz w:val="22"/>
           <w:szCs w:val="22"/>
@@ -603,10 +744,13 @@
           <w:ilvl w:val="0"/>
           <w:numId w:val="2"/>
         </w:numPr>
-      </w:pPr>
-      <w:r>
-        <w:rPr>
-          <w:rFonts w:ascii="Aptos Light" w:eastAsia="Aptos Light" w:hAnsi="Aptos Light" w:cs="Aptos Light"/>
+        <w:rPr>
+          <w:rFonts w:ascii="Calibri" w:hAnsi="Calibri" w:cs="Calibri"/>
+        </w:rPr>
+      </w:pPr>
+      <w:r>
+        <w:rPr>
+          <w:rFonts w:ascii="Calibri" w:eastAsia="Aptos Light" w:hAnsi="Calibri" w:cs="Calibri"/>
           <w:color w:val="333333"/>
           <w:sz w:val="22"/>
           <w:szCs w:val="22"/>
@@ -621,10 +765,13 @@
           <w:ilvl w:val="0"/>
           <w:numId w:val="2"/>
         </w:numPr>
-      </w:pPr>
-      <w:r>
-        <w:rPr>
-          <w:rFonts w:ascii="Aptos Light" w:eastAsia="Aptos Light" w:hAnsi="Aptos Light" w:cs="Aptos Light"/>
+        <w:rPr>
+          <w:rFonts w:ascii="Calibri" w:hAnsi="Calibri" w:cs="Calibri"/>
+        </w:rPr>
+      </w:pPr>
+      <w:r>
+        <w:rPr>
+          <w:rFonts w:ascii="Calibri" w:eastAsia="Aptos Light" w:hAnsi="Calibri" w:cs="Calibri"/>
           <w:color w:val="333333"/>
           <w:sz w:val="22"/>
           <w:szCs w:val="22"/>
@@ -639,10 +786,13 @@
           <w:ilvl w:val="0"/>
           <w:numId w:val="2"/>
         </w:numPr>
-      </w:pPr>
-      <w:r>
-        <w:rPr>
-          <w:rFonts w:ascii="Aptos Light" w:eastAsia="Aptos Light" w:hAnsi="Aptos Light" w:cs="Aptos Light"/>
+        <w:rPr>
+          <w:rFonts w:ascii="Calibri" w:hAnsi="Calibri" w:cs="Calibri"/>
+        </w:rPr>
+      </w:pPr>
+      <w:r>
+        <w:rPr>
+          <w:rFonts w:ascii="Calibri" w:eastAsia="Aptos Light" w:hAnsi="Calibri" w:cs="Calibri"/>
           <w:color w:val="333333"/>
           <w:sz w:val="22"/>
           <w:szCs w:val="22"/>
@@ -657,10 +807,13 @@
           <w:ilvl w:val="0"/>
           <w:numId w:val="2"/>
         </w:numPr>
-      </w:pPr>
-      <w:r>
-        <w:rPr>
-          <w:rFonts w:ascii="Aptos Light" w:eastAsia="Aptos Light" w:hAnsi="Aptos Light" w:cs="Aptos Light"/>
+        <w:rPr>
+          <w:rFonts w:ascii="Calibri" w:hAnsi="Calibri" w:cs="Calibri"/>
+        </w:rPr>
+      </w:pPr>
+      <w:r>
+        <w:rPr>
+          <w:rFonts w:ascii="Calibri" w:eastAsia="Aptos Light" w:hAnsi="Calibri" w:cs="Calibri"/>
           <w:color w:val="333333"/>
           <w:sz w:val="22"/>
           <w:szCs w:val="22"/>
@@ -675,10 +828,13 @@
           <w:ilvl w:val="0"/>
           <w:numId w:val="2"/>
         </w:numPr>
-      </w:pPr>
-      <w:r>
-        <w:rPr>
-          <w:rFonts w:ascii="Aptos Light" w:eastAsia="Aptos Light" w:hAnsi="Aptos Light" w:cs="Aptos Light"/>
+        <w:rPr>
+          <w:rFonts w:ascii="Calibri" w:hAnsi="Calibri" w:cs="Calibri"/>
+        </w:rPr>
+      </w:pPr>
+      <w:r>
+        <w:rPr>
+          <w:rFonts w:ascii="Calibri" w:eastAsia="Aptos Light" w:hAnsi="Calibri" w:cs="Calibri"/>
           <w:color w:val="333333"/>
           <w:sz w:val="22"/>
           <w:szCs w:val="22"/>
@@ -693,33 +849,18 @@
           <w:ilvl w:val="0"/>
           <w:numId w:val="2"/>
         </w:numPr>
-      </w:pPr>
-      <w:r>
-        <w:rPr>
-          <w:rFonts w:ascii="Aptos Light" w:eastAsia="Aptos Light" w:hAnsi="Aptos Light" w:cs="Aptos Light"/>
-          <w:color w:val="333333"/>
-          <w:sz w:val="22"/>
-          <w:szCs w:val="22"/>
-        </w:rPr>
-        <w:t xml:space="preserve">Held Global Product and Solution Knowledge Lead roles across Perioperative and Clinical Inventory Management </w:t>
-      </w:r>
-      <w:r>
-        <w:rPr>
-          <w:rFonts w:ascii="Aptos Light" w:eastAsia="Aptos Light" w:hAnsi="Aptos Light" w:cs="Aptos Light"/>
-          <w:color w:val="333333"/>
-          <w:sz w:val="22"/>
-          <w:szCs w:val="22"/>
-        </w:rPr>
-        <w:t xml:space="preserve">streams </w:t>
-      </w:r>
-      <w:r>
-        <w:rPr>
-          <w:rFonts w:ascii="Aptos Light" w:eastAsia="Aptos Light" w:hAnsi="Aptos Light" w:cs="Aptos Light"/>
-          <w:color w:val="333333"/>
-          <w:sz w:val="22"/>
-          <w:szCs w:val="22"/>
-        </w:rPr>
-        <w:t>and coordinated a consultant community spanning 10+ countries, strengthening implementation standards, strategic engagements and global capability</w:t>
+        <w:rPr>
+          <w:rFonts w:ascii="Calibri" w:hAnsi="Calibri" w:cs="Calibri"/>
+        </w:rPr>
+      </w:pPr>
+      <w:r>
+        <w:rPr>
+          <w:rFonts w:ascii="Calibri" w:eastAsia="Aptos Light" w:hAnsi="Calibri" w:cs="Calibri"/>
+          <w:color w:val="333333"/>
+          <w:sz w:val="22"/>
+          <w:szCs w:val="22"/>
+        </w:rPr>
+        <w:t>Held Global Product and Solution Knowledge Lead roles across Perioperative and Clinical Inventory Management streams and coordinated a consultant community spanning 10+ countries, strengthening implementation standards, strategic engagements and global capability</w:t>
       </w:r>
     </w:p>
     <w:p>
@@ -729,10 +870,13 @@
           <w:ilvl w:val="0"/>
           <w:numId w:val="2"/>
         </w:numPr>
-      </w:pPr>
-      <w:r>
-        <w:rPr>
-          <w:rFonts w:ascii="Aptos Light" w:eastAsia="Aptos Light" w:hAnsi="Aptos Light" w:cs="Aptos Light"/>
+        <w:rPr>
+          <w:rFonts w:ascii="Calibri" w:hAnsi="Calibri" w:cs="Calibri"/>
+        </w:rPr>
+      </w:pPr>
+      <w:r>
+        <w:rPr>
+          <w:rFonts w:ascii="Calibri" w:eastAsia="Aptos Light" w:hAnsi="Calibri" w:cs="Calibri"/>
           <w:color w:val="333333"/>
           <w:sz w:val="22"/>
           <w:szCs w:val="22"/>
@@ -743,10 +887,13 @@
     <w:p>
       <w:pPr>
         <w:spacing w:before="144" w:after="120"/>
-      </w:pPr>
-      <w:r>
-        <w:rPr>
-          <w:rFonts w:ascii="Aptos Light" w:eastAsia="Aptos Light" w:hAnsi="Aptos Light" w:cs="Aptos Light"/>
+        <w:rPr>
+          <w:rFonts w:ascii="Calibri" w:hAnsi="Calibri" w:cs="Calibri"/>
+        </w:rPr>
+      </w:pPr>
+      <w:r>
+        <w:rPr>
+          <w:rFonts w:ascii="Calibri" w:eastAsia="Aptos Light" w:hAnsi="Calibri" w:cs="Calibri"/>
           <w:b/>
           <w:bCs/>
           <w:color w:val="1F3864"/>
@@ -759,10 +906,13 @@
     <w:p>
       <w:pPr>
         <w:spacing w:before="120" w:after="120"/>
-      </w:pPr>
-      <w:r>
-        <w:rPr>
-          <w:rFonts w:ascii="Aptos Light" w:eastAsia="Aptos Light" w:hAnsi="Aptos Light" w:cs="Aptos Light"/>
+        <w:rPr>
+          <w:rFonts w:ascii="Calibri" w:hAnsi="Calibri" w:cs="Calibri"/>
+        </w:rPr>
+      </w:pPr>
+      <w:r>
+        <w:rPr>
+          <w:rFonts w:ascii="Calibri" w:eastAsia="Aptos Light" w:hAnsi="Calibri" w:cs="Calibri"/>
           <w:i/>
           <w:iCs/>
           <w:color w:val="333333"/>
@@ -779,10 +929,13 @@
           <w:ilvl w:val="0"/>
           <w:numId w:val="2"/>
         </w:numPr>
-      </w:pPr>
-      <w:r>
-        <w:rPr>
-          <w:rFonts w:ascii="Aptos Light" w:eastAsia="Aptos Light" w:hAnsi="Aptos Light" w:cs="Aptos Light"/>
+        <w:rPr>
+          <w:rFonts w:ascii="Calibri" w:hAnsi="Calibri" w:cs="Calibri"/>
+        </w:rPr>
+      </w:pPr>
+      <w:r>
+        <w:rPr>
+          <w:rFonts w:ascii="Calibri" w:eastAsia="Aptos Light" w:hAnsi="Calibri" w:cs="Calibri"/>
           <w:color w:val="333333"/>
           <w:sz w:val="22"/>
           <w:szCs w:val="22"/>
@@ -797,10 +950,13 @@
           <w:ilvl w:val="0"/>
           <w:numId w:val="2"/>
         </w:numPr>
-      </w:pPr>
-      <w:r>
-        <w:rPr>
-          <w:rFonts w:ascii="Aptos Light" w:eastAsia="Aptos Light" w:hAnsi="Aptos Light" w:cs="Aptos Light"/>
+        <w:rPr>
+          <w:rFonts w:ascii="Calibri" w:hAnsi="Calibri" w:cs="Calibri"/>
+        </w:rPr>
+      </w:pPr>
+      <w:r>
+        <w:rPr>
+          <w:rFonts w:ascii="Calibri" w:eastAsia="Aptos Light" w:hAnsi="Calibri" w:cs="Calibri"/>
           <w:color w:val="333333"/>
           <w:sz w:val="22"/>
           <w:szCs w:val="22"/>
@@ -815,10 +971,13 @@
           <w:ilvl w:val="0"/>
           <w:numId w:val="2"/>
         </w:numPr>
-      </w:pPr>
-      <w:r>
-        <w:rPr>
-          <w:rFonts w:ascii="Aptos Light" w:eastAsia="Aptos Light" w:hAnsi="Aptos Light" w:cs="Aptos Light"/>
+        <w:rPr>
+          <w:rFonts w:ascii="Calibri" w:hAnsi="Calibri" w:cs="Calibri"/>
+        </w:rPr>
+      </w:pPr>
+      <w:r>
+        <w:rPr>
+          <w:rFonts w:ascii="Calibri" w:eastAsia="Aptos Light" w:hAnsi="Calibri" w:cs="Calibri"/>
           <w:color w:val="333333"/>
           <w:sz w:val="22"/>
           <w:szCs w:val="22"/>
@@ -833,10 +992,13 @@
           <w:ilvl w:val="0"/>
           <w:numId w:val="2"/>
         </w:numPr>
-      </w:pPr>
-      <w:r>
-        <w:rPr>
-          <w:rFonts w:ascii="Aptos Light" w:eastAsia="Aptos Light" w:hAnsi="Aptos Light" w:cs="Aptos Light"/>
+        <w:rPr>
+          <w:rFonts w:ascii="Calibri" w:hAnsi="Calibri" w:cs="Calibri"/>
+        </w:rPr>
+      </w:pPr>
+      <w:r>
+        <w:rPr>
+          <w:rFonts w:ascii="Calibri" w:eastAsia="Aptos Light" w:hAnsi="Calibri" w:cs="Calibri"/>
           <w:color w:val="333333"/>
           <w:sz w:val="22"/>
           <w:szCs w:val="22"/>
@@ -851,10 +1013,13 @@
           <w:ilvl w:val="0"/>
           <w:numId w:val="2"/>
         </w:numPr>
-      </w:pPr>
-      <w:r>
-        <w:rPr>
-          <w:rFonts w:ascii="Aptos Light" w:eastAsia="Aptos Light" w:hAnsi="Aptos Light" w:cs="Aptos Light"/>
+        <w:rPr>
+          <w:rFonts w:ascii="Calibri" w:hAnsi="Calibri" w:cs="Calibri"/>
+        </w:rPr>
+      </w:pPr>
+      <w:r>
+        <w:rPr>
+          <w:rFonts w:ascii="Calibri" w:eastAsia="Aptos Light" w:hAnsi="Calibri" w:cs="Calibri"/>
           <w:color w:val="333333"/>
           <w:sz w:val="22"/>
           <w:szCs w:val="22"/>
@@ -869,10 +1034,13 @@
           <w:ilvl w:val="0"/>
           <w:numId w:val="2"/>
         </w:numPr>
-      </w:pPr>
-      <w:r>
-        <w:rPr>
-          <w:rFonts w:ascii="Aptos Light" w:eastAsia="Aptos Light" w:hAnsi="Aptos Light" w:cs="Aptos Light"/>
+        <w:rPr>
+          <w:rFonts w:ascii="Calibri" w:hAnsi="Calibri" w:cs="Calibri"/>
+        </w:rPr>
+      </w:pPr>
+      <w:r>
+        <w:rPr>
+          <w:rFonts w:ascii="Calibri" w:eastAsia="Aptos Light" w:hAnsi="Calibri" w:cs="Calibri"/>
           <w:color w:val="333333"/>
           <w:sz w:val="22"/>
           <w:szCs w:val="22"/>
@@ -887,10 +1055,13 @@
           <w:ilvl w:val="0"/>
           <w:numId w:val="2"/>
         </w:numPr>
-      </w:pPr>
-      <w:r>
-        <w:rPr>
-          <w:rFonts w:ascii="Aptos Light" w:eastAsia="Aptos Light" w:hAnsi="Aptos Light" w:cs="Aptos Light"/>
+        <w:rPr>
+          <w:rFonts w:ascii="Calibri" w:hAnsi="Calibri" w:cs="Calibri"/>
+        </w:rPr>
+      </w:pPr>
+      <w:r>
+        <w:rPr>
+          <w:rFonts w:ascii="Calibri" w:eastAsia="Aptos Light" w:hAnsi="Calibri" w:cs="Calibri"/>
           <w:color w:val="333333"/>
           <w:sz w:val="22"/>
           <w:szCs w:val="22"/>
@@ -901,10 +1072,13 @@
     <w:p>
       <w:pPr>
         <w:spacing w:before="144" w:after="120"/>
-      </w:pPr>
-      <w:r>
-        <w:rPr>
-          <w:rFonts w:ascii="Aptos Light" w:eastAsia="Aptos Light" w:hAnsi="Aptos Light" w:cs="Aptos Light"/>
+        <w:rPr>
+          <w:rFonts w:ascii="Calibri" w:hAnsi="Calibri" w:cs="Calibri"/>
+        </w:rPr>
+      </w:pPr>
+      <w:r>
+        <w:rPr>
+          <w:rFonts w:ascii="Calibri" w:eastAsia="Aptos Light" w:hAnsi="Calibri" w:cs="Calibri"/>
           <w:b/>
           <w:bCs/>
           <w:color w:val="1F3864"/>
@@ -917,10 +1091,13 @@
     <w:p>
       <w:pPr>
         <w:spacing w:before="120" w:after="120"/>
-      </w:pPr>
-      <w:r>
-        <w:rPr>
-          <w:rFonts w:ascii="Aptos Light" w:eastAsia="Aptos Light" w:hAnsi="Aptos Light" w:cs="Aptos Light"/>
+        <w:rPr>
+          <w:rFonts w:ascii="Calibri" w:hAnsi="Calibri" w:cs="Calibri"/>
+        </w:rPr>
+      </w:pPr>
+      <w:r>
+        <w:rPr>
+          <w:rFonts w:ascii="Calibri" w:eastAsia="Aptos Light" w:hAnsi="Calibri" w:cs="Calibri"/>
           <w:i/>
           <w:iCs/>
           <w:color w:val="333333"/>
@@ -937,10 +1114,13 @@
           <w:ilvl w:val="0"/>
           <w:numId w:val="2"/>
         </w:numPr>
-      </w:pPr>
-      <w:r>
-        <w:rPr>
-          <w:rFonts w:ascii="Aptos Light" w:eastAsia="Aptos Light" w:hAnsi="Aptos Light" w:cs="Aptos Light"/>
+        <w:rPr>
+          <w:rFonts w:ascii="Calibri" w:hAnsi="Calibri" w:cs="Calibri"/>
+        </w:rPr>
+      </w:pPr>
+      <w:r>
+        <w:rPr>
+          <w:rFonts w:ascii="Calibri" w:eastAsia="Aptos Light" w:hAnsi="Calibri" w:cs="Calibri"/>
           <w:color w:val="333333"/>
           <w:sz w:val="22"/>
           <w:szCs w:val="22"/>
@@ -955,10 +1135,13 @@
           <w:ilvl w:val="0"/>
           <w:numId w:val="2"/>
         </w:numPr>
-      </w:pPr>
-      <w:r>
-        <w:rPr>
-          <w:rFonts w:ascii="Aptos Light" w:eastAsia="Aptos Light" w:hAnsi="Aptos Light" w:cs="Aptos Light"/>
+        <w:rPr>
+          <w:rFonts w:ascii="Calibri" w:hAnsi="Calibri" w:cs="Calibri"/>
+        </w:rPr>
+      </w:pPr>
+      <w:r>
+        <w:rPr>
+          <w:rFonts w:ascii="Calibri" w:eastAsia="Aptos Light" w:hAnsi="Calibri" w:cs="Calibri"/>
           <w:color w:val="333333"/>
           <w:sz w:val="22"/>
           <w:szCs w:val="22"/>
@@ -973,10 +1156,13 @@
           <w:ilvl w:val="0"/>
           <w:numId w:val="2"/>
         </w:numPr>
-      </w:pPr>
-      <w:r>
-        <w:rPr>
-          <w:rFonts w:ascii="Aptos Light" w:eastAsia="Aptos Light" w:hAnsi="Aptos Light" w:cs="Aptos Light"/>
+        <w:rPr>
+          <w:rFonts w:ascii="Calibri" w:hAnsi="Calibri" w:cs="Calibri"/>
+        </w:rPr>
+      </w:pPr>
+      <w:r>
+        <w:rPr>
+          <w:rFonts w:ascii="Calibri" w:eastAsia="Aptos Light" w:hAnsi="Calibri" w:cs="Calibri"/>
           <w:color w:val="333333"/>
           <w:sz w:val="22"/>
           <w:szCs w:val="22"/>
@@ -988,10 +1174,13 @@
     <w:p>
       <w:pPr>
         <w:spacing w:before="90"/>
-      </w:pPr>
-      <w:r>
-        <w:rPr>
-          <w:rFonts w:ascii="Aptos Light" w:eastAsia="Aptos Light" w:hAnsi="Aptos Light" w:cs="Aptos Light"/>
+        <w:rPr>
+          <w:rFonts w:ascii="Calibri" w:hAnsi="Calibri" w:cs="Calibri"/>
+        </w:rPr>
+      </w:pPr>
+      <w:r>
+        <w:rPr>
+          <w:rFonts w:ascii="Calibri" w:eastAsia="Aptos Light" w:hAnsi="Calibri" w:cs="Calibri"/>
           <w:b/>
           <w:bCs/>
           <w:color w:val="333333"/>
@@ -1004,10 +1193,13 @@
     <w:p>
       <w:pPr>
         <w:spacing w:before="120" w:after="120"/>
-      </w:pPr>
-      <w:r>
-        <w:rPr>
-          <w:rFonts w:ascii="Aptos Light" w:eastAsia="Aptos Light" w:hAnsi="Aptos Light" w:cs="Aptos Light"/>
+        <w:rPr>
+          <w:rFonts w:ascii="Calibri" w:hAnsi="Calibri" w:cs="Calibri"/>
+        </w:rPr>
+      </w:pPr>
+      <w:r>
+        <w:rPr>
+          <w:rFonts w:ascii="Calibri" w:eastAsia="Aptos Light" w:hAnsi="Calibri" w:cs="Calibri"/>
           <w:i/>
           <w:iCs/>
           <w:color w:val="333333"/>
@@ -1020,10 +1212,13 @@
     <w:p>
       <w:pPr>
         <w:spacing w:before="144" w:after="120"/>
-      </w:pPr>
-      <w:r>
-        <w:rPr>
-          <w:rFonts w:ascii="Aptos Light" w:eastAsia="Aptos Light" w:hAnsi="Aptos Light" w:cs="Aptos Light"/>
+        <w:rPr>
+          <w:rFonts w:ascii="Calibri" w:hAnsi="Calibri" w:cs="Calibri"/>
+        </w:rPr>
+      </w:pPr>
+      <w:r>
+        <w:rPr>
+          <w:rFonts w:ascii="Calibri" w:eastAsia="Aptos Light" w:hAnsi="Calibri" w:cs="Calibri"/>
           <w:b/>
           <w:bCs/>
           <w:color w:val="1F3864"/>
@@ -1040,10 +1235,13 @@
           <w:ilvl w:val="0"/>
           <w:numId w:val="2"/>
         </w:numPr>
-      </w:pPr>
-      <w:r>
-        <w:rPr>
-          <w:rFonts w:ascii="Aptos Light" w:eastAsia="Aptos Light" w:hAnsi="Aptos Light" w:cs="Aptos Light"/>
+        <w:rPr>
+          <w:rFonts w:ascii="Calibri" w:hAnsi="Calibri" w:cs="Calibri"/>
+        </w:rPr>
+      </w:pPr>
+      <w:r>
+        <w:rPr>
+          <w:rFonts w:ascii="Calibri" w:eastAsia="Aptos Light" w:hAnsi="Calibri" w:cs="Calibri"/>
           <w:color w:val="333333"/>
           <w:sz w:val="22"/>
           <w:szCs w:val="22"/>
@@ -1058,10 +1256,13 @@
           <w:ilvl w:val="0"/>
           <w:numId w:val="2"/>
         </w:numPr>
-      </w:pPr>
-      <w:r>
-        <w:rPr>
-          <w:rFonts w:ascii="Aptos Light" w:eastAsia="Aptos Light" w:hAnsi="Aptos Light" w:cs="Aptos Light"/>
+        <w:rPr>
+          <w:rFonts w:ascii="Calibri" w:hAnsi="Calibri" w:cs="Calibri"/>
+        </w:rPr>
+      </w:pPr>
+      <w:r>
+        <w:rPr>
+          <w:rFonts w:ascii="Calibri" w:eastAsia="Aptos Light" w:hAnsi="Calibri" w:cs="Calibri"/>
           <w:color w:val="333333"/>
           <w:sz w:val="22"/>
           <w:szCs w:val="22"/>
@@ -1075,10 +1276,13 @@
           <w:bottom w:val="single" w:sz="6" w:space="2" w:color="1F3864"/>
         </w:pBdr>
         <w:spacing w:before="240" w:after="70"/>
-      </w:pPr>
-      <w:r>
-        <w:rPr>
-          <w:rFonts w:ascii="Aptos Light" w:eastAsia="Aptos Light" w:hAnsi="Aptos Light" w:cs="Aptos Light"/>
+        <w:rPr>
+          <w:rFonts w:ascii="Calibri" w:hAnsi="Calibri" w:cs="Calibri"/>
+        </w:rPr>
+      </w:pPr>
+      <w:r>
+        <w:rPr>
+          <w:rFonts w:ascii="Calibri" w:eastAsia="Aptos Light" w:hAnsi="Calibri" w:cs="Calibri"/>
           <w:b/>
           <w:bCs/>
           <w:color w:val="1F3864"/>
@@ -1091,10 +1295,13 @@
     <w:p>
       <w:pPr>
         <w:spacing w:before="100" w:after="20"/>
-      </w:pPr>
-      <w:r>
-        <w:rPr>
-          <w:rFonts w:ascii="Aptos Light" w:eastAsia="Aptos Light" w:hAnsi="Aptos Light" w:cs="Aptos Light"/>
+        <w:rPr>
+          <w:rFonts w:ascii="Calibri" w:hAnsi="Calibri" w:cs="Calibri"/>
+        </w:rPr>
+      </w:pPr>
+      <w:r>
+        <w:rPr>
+          <w:rFonts w:ascii="Calibri" w:eastAsia="Aptos Light" w:hAnsi="Calibri" w:cs="Calibri"/>
           <w:b/>
           <w:bCs/>
           <w:color w:val="1F3864"/>
@@ -1107,10 +1314,13 @@
     <w:p>
       <w:pPr>
         <w:spacing w:after="120"/>
-      </w:pPr>
-      <w:r>
-        <w:rPr>
-          <w:rFonts w:ascii="Aptos Light" w:eastAsia="Aptos Light" w:hAnsi="Aptos Light" w:cs="Aptos Light"/>
+        <w:rPr>
+          <w:rFonts w:ascii="Calibri" w:hAnsi="Calibri" w:cs="Calibri"/>
+        </w:rPr>
+      </w:pPr>
+      <w:r>
+        <w:rPr>
+          <w:rFonts w:ascii="Calibri" w:eastAsia="Aptos Light" w:hAnsi="Calibri" w:cs="Calibri"/>
           <w:color w:val="333333"/>
           <w:sz w:val="22"/>
           <w:szCs w:val="22"/>
@@ -1121,10 +1331,13 @@
     <w:p>
       <w:pPr>
         <w:spacing w:before="100" w:after="20"/>
-      </w:pPr>
-      <w:r>
-        <w:rPr>
-          <w:rFonts w:ascii="Aptos Light" w:eastAsia="Aptos Light" w:hAnsi="Aptos Light" w:cs="Aptos Light"/>
+        <w:rPr>
+          <w:rFonts w:ascii="Calibri" w:hAnsi="Calibri" w:cs="Calibri"/>
+        </w:rPr>
+      </w:pPr>
+      <w:r>
+        <w:rPr>
+          <w:rFonts w:ascii="Calibri" w:eastAsia="Aptos Light" w:hAnsi="Calibri" w:cs="Calibri"/>
           <w:b/>
           <w:bCs/>
           <w:color w:val="1F3864"/>
@@ -1137,10 +1350,13 @@
     <w:p>
       <w:pPr>
         <w:spacing w:after="120"/>
-      </w:pPr>
-      <w:r>
-        <w:rPr>
-          <w:rFonts w:ascii="Aptos Light" w:eastAsia="Aptos Light" w:hAnsi="Aptos Light" w:cs="Aptos Light"/>
+        <w:rPr>
+          <w:rFonts w:ascii="Calibri" w:hAnsi="Calibri" w:cs="Calibri"/>
+        </w:rPr>
+      </w:pPr>
+      <w:r>
+        <w:rPr>
+          <w:rFonts w:ascii="Calibri" w:eastAsia="Aptos Light" w:hAnsi="Calibri" w:cs="Calibri"/>
           <w:color w:val="333333"/>
           <w:sz w:val="22"/>
           <w:szCs w:val="22"/>
@@ -1151,10 +1367,13 @@
     <w:p>
       <w:pPr>
         <w:spacing w:before="100" w:after="20"/>
-      </w:pPr>
-      <w:r>
-        <w:rPr>
-          <w:rFonts w:ascii="Aptos Light" w:eastAsia="Aptos Light" w:hAnsi="Aptos Light" w:cs="Aptos Light"/>
+        <w:rPr>
+          <w:rFonts w:ascii="Calibri" w:hAnsi="Calibri" w:cs="Calibri"/>
+        </w:rPr>
+      </w:pPr>
+      <w:r>
+        <w:rPr>
+          <w:rFonts w:ascii="Calibri" w:eastAsia="Aptos Light" w:hAnsi="Calibri" w:cs="Calibri"/>
           <w:b/>
           <w:bCs/>
           <w:color w:val="1F3864"/>
@@ -1167,10 +1386,13 @@
     <w:p>
       <w:pPr>
         <w:spacing w:after="120"/>
-      </w:pPr>
-      <w:r>
-        <w:rPr>
-          <w:rFonts w:ascii="Aptos Light" w:eastAsia="Aptos Light" w:hAnsi="Aptos Light" w:cs="Aptos Light"/>
+        <w:rPr>
+          <w:rFonts w:ascii="Calibri" w:hAnsi="Calibri" w:cs="Calibri"/>
+        </w:rPr>
+      </w:pPr>
+      <w:r>
+        <w:rPr>
+          <w:rFonts w:ascii="Calibri" w:eastAsia="Aptos Light" w:hAnsi="Calibri" w:cs="Calibri"/>
           <w:color w:val="333333"/>
           <w:sz w:val="22"/>
           <w:szCs w:val="22"/>
@@ -1181,10 +1403,13 @@
     <w:p>
       <w:pPr>
         <w:spacing w:before="100" w:after="20"/>
-      </w:pPr>
-      <w:r>
-        <w:rPr>
-          <w:rFonts w:ascii="Aptos Light" w:eastAsia="Aptos Light" w:hAnsi="Aptos Light" w:cs="Aptos Light"/>
+        <w:rPr>
+          <w:rFonts w:ascii="Calibri" w:hAnsi="Calibri" w:cs="Calibri"/>
+        </w:rPr>
+      </w:pPr>
+      <w:r>
+        <w:rPr>
+          <w:rFonts w:ascii="Calibri" w:eastAsia="Aptos Light" w:hAnsi="Calibri" w:cs="Calibri"/>
           <w:b/>
           <w:bCs/>
           <w:color w:val="1F3864"/>
@@ -1197,10 +1422,13 @@
     <w:p>
       <w:pPr>
         <w:spacing w:after="120"/>
-      </w:pPr>
-      <w:r>
-        <w:rPr>
-          <w:rFonts w:ascii="Aptos Light" w:eastAsia="Aptos Light" w:hAnsi="Aptos Light" w:cs="Aptos Light"/>
+        <w:rPr>
+          <w:rFonts w:ascii="Calibri" w:hAnsi="Calibri" w:cs="Calibri"/>
+        </w:rPr>
+      </w:pPr>
+      <w:r>
+        <w:rPr>
+          <w:rFonts w:ascii="Calibri" w:eastAsia="Aptos Light" w:hAnsi="Calibri" w:cs="Calibri"/>
           <w:color w:val="333333"/>
           <w:sz w:val="22"/>
           <w:szCs w:val="22"/>
@@ -1211,10 +1439,13 @@
     <w:p>
       <w:pPr>
         <w:spacing w:before="100" w:after="20"/>
-      </w:pPr>
-      <w:r>
-        <w:rPr>
-          <w:rFonts w:ascii="Aptos Light" w:eastAsia="Aptos Light" w:hAnsi="Aptos Light" w:cs="Aptos Light"/>
+        <w:rPr>
+          <w:rFonts w:ascii="Calibri" w:hAnsi="Calibri" w:cs="Calibri"/>
+        </w:rPr>
+      </w:pPr>
+      <w:r>
+        <w:rPr>
+          <w:rFonts w:ascii="Calibri" w:eastAsia="Aptos Light" w:hAnsi="Calibri" w:cs="Calibri"/>
           <w:b/>
           <w:bCs/>
           <w:color w:val="1F3864"/>
@@ -1227,10 +1458,13 @@
     <w:p>
       <w:pPr>
         <w:spacing w:after="120"/>
-      </w:pPr>
-      <w:r>
-        <w:rPr>
-          <w:rFonts w:ascii="Aptos Light" w:eastAsia="Aptos Light" w:hAnsi="Aptos Light" w:cs="Aptos Light"/>
+        <w:rPr>
+          <w:rFonts w:ascii="Calibri" w:hAnsi="Calibri" w:cs="Calibri"/>
+        </w:rPr>
+      </w:pPr>
+      <w:r>
+        <w:rPr>
+          <w:rFonts w:ascii="Calibri" w:eastAsia="Aptos Light" w:hAnsi="Calibri" w:cs="Calibri"/>
           <w:color w:val="333333"/>
           <w:sz w:val="22"/>
           <w:szCs w:val="22"/>
@@ -1239,7 +1473,7 @@
       </w:r>
       <w:r>
         <w:rPr>
-          <w:rFonts w:ascii="Aptos Light" w:eastAsia="Aptos Light" w:hAnsi="Aptos Light" w:cs="Aptos Light"/>
+          <w:rFonts w:ascii="Calibri" w:eastAsia="Aptos Light" w:hAnsi="Calibri" w:cs="Calibri"/>
           <w:color w:val="333333"/>
           <w:sz w:val="22"/>
           <w:szCs w:val="22"/>
@@ -1248,7 +1482,7 @@
       </w:r>
       <w:r>
         <w:rPr>
-          <w:rFonts w:ascii="Aptos Light" w:eastAsia="Aptos Light" w:hAnsi="Aptos Light" w:cs="Aptos Light"/>
+          <w:rFonts w:ascii="Calibri" w:eastAsia="Aptos Light" w:hAnsi="Calibri" w:cs="Calibri"/>
           <w:color w:val="333333"/>
           <w:sz w:val="22"/>
           <w:szCs w:val="22"/>
@@ -1262,10 +1496,13 @@
           <w:bottom w:val="single" w:sz="6" w:space="2" w:color="1F3864"/>
         </w:pBdr>
         <w:spacing w:before="240" w:after="70"/>
-      </w:pPr>
-      <w:r>
-        <w:rPr>
-          <w:rFonts w:ascii="Aptos Light" w:eastAsia="Aptos Light" w:hAnsi="Aptos Light" w:cs="Aptos Light"/>
+        <w:rPr>
+          <w:rFonts w:ascii="Calibri" w:hAnsi="Calibri" w:cs="Calibri"/>
+        </w:rPr>
+      </w:pPr>
+      <w:r>
+        <w:rPr>
+          <w:rFonts w:ascii="Calibri" w:eastAsia="Aptos Light" w:hAnsi="Calibri" w:cs="Calibri"/>
           <w:b/>
           <w:bCs/>
           <w:color w:val="1F3864"/>
@@ -1278,10 +1515,13 @@
     <w:p>
       <w:pPr>
         <w:spacing w:before="90" w:after="20"/>
-      </w:pPr>
-      <w:r>
-        <w:rPr>
-          <w:rFonts w:ascii="Aptos Light" w:eastAsia="Aptos Light" w:hAnsi="Aptos Light" w:cs="Aptos Light"/>
+        <w:rPr>
+          <w:rFonts w:ascii="Calibri" w:hAnsi="Calibri" w:cs="Calibri"/>
+        </w:rPr>
+      </w:pPr>
+      <w:r>
+        <w:rPr>
+          <w:rFonts w:ascii="Calibri" w:eastAsia="Aptos Light" w:hAnsi="Calibri" w:cs="Calibri"/>
           <w:b/>
           <w:bCs/>
           <w:color w:val="1F3864"/>
@@ -1294,10 +1534,13 @@
     <w:p>
       <w:pPr>
         <w:spacing w:after="20"/>
-      </w:pPr>
-      <w:r>
-        <w:rPr>
-          <w:rFonts w:ascii="Aptos Light" w:eastAsia="Aptos Light" w:hAnsi="Aptos Light" w:cs="Aptos Light"/>
+        <w:rPr>
+          <w:rFonts w:ascii="Calibri" w:hAnsi="Calibri" w:cs="Calibri"/>
+        </w:rPr>
+      </w:pPr>
+      <w:r>
+        <w:rPr>
+          <w:rFonts w:ascii="Calibri" w:eastAsia="Aptos Light" w:hAnsi="Calibri" w:cs="Calibri"/>
           <w:color w:val="333333"/>
           <w:sz w:val="22"/>
           <w:szCs w:val="22"/>
@@ -1308,10 +1551,13 @@
     <w:p>
       <w:pPr>
         <w:spacing w:before="90" w:after="20"/>
-      </w:pPr>
-      <w:r>
-        <w:rPr>
-          <w:rFonts w:ascii="Aptos Light" w:eastAsia="Aptos Light" w:hAnsi="Aptos Light" w:cs="Aptos Light"/>
+        <w:rPr>
+          <w:rFonts w:ascii="Calibri" w:hAnsi="Calibri" w:cs="Calibri"/>
+        </w:rPr>
+      </w:pPr>
+      <w:r>
+        <w:rPr>
+          <w:rFonts w:ascii="Calibri" w:eastAsia="Aptos Light" w:hAnsi="Calibri" w:cs="Calibri"/>
           <w:b/>
           <w:bCs/>
           <w:color w:val="1F3864"/>
@@ -1324,10 +1570,13 @@
     <w:p>
       <w:pPr>
         <w:spacing w:after="20"/>
-      </w:pPr>
-      <w:r>
-        <w:rPr>
-          <w:rFonts w:ascii="Aptos Light" w:eastAsia="Aptos Light" w:hAnsi="Aptos Light" w:cs="Aptos Light"/>
+        <w:rPr>
+          <w:rFonts w:ascii="Calibri" w:hAnsi="Calibri" w:cs="Calibri"/>
+        </w:rPr>
+      </w:pPr>
+      <w:r>
+        <w:rPr>
+          <w:rFonts w:ascii="Calibri" w:eastAsia="Aptos Light" w:hAnsi="Calibri" w:cs="Calibri"/>
           <w:color w:val="333333"/>
           <w:sz w:val="22"/>
           <w:szCs w:val="22"/>
@@ -1338,10 +1587,13 @@
     <w:p>
       <w:pPr>
         <w:spacing w:before="90" w:after="20"/>
-      </w:pPr>
-      <w:r>
-        <w:rPr>
-          <w:rFonts w:ascii="Aptos Light" w:eastAsia="Aptos Light" w:hAnsi="Aptos Light" w:cs="Aptos Light"/>
+        <w:rPr>
+          <w:rFonts w:ascii="Calibri" w:hAnsi="Calibri" w:cs="Calibri"/>
+        </w:rPr>
+      </w:pPr>
+      <w:r>
+        <w:rPr>
+          <w:rFonts w:ascii="Calibri" w:eastAsia="Aptos Light" w:hAnsi="Calibri" w:cs="Calibri"/>
           <w:b/>
           <w:bCs/>
           <w:color w:val="1F3864"/>
@@ -1354,10 +1606,13 @@
     <w:p>
       <w:pPr>
         <w:spacing w:after="20"/>
-      </w:pPr>
-      <w:r>
-        <w:rPr>
-          <w:rFonts w:ascii="Aptos Light" w:eastAsia="Aptos Light" w:hAnsi="Aptos Light" w:cs="Aptos Light"/>
+        <w:rPr>
+          <w:rFonts w:ascii="Calibri" w:hAnsi="Calibri" w:cs="Calibri"/>
+        </w:rPr>
+      </w:pPr>
+      <w:r>
+        <w:rPr>
+          <w:rFonts w:ascii="Calibri" w:eastAsia="Aptos Light" w:hAnsi="Calibri" w:cs="Calibri"/>
           <w:color w:val="333333"/>
           <w:sz w:val="22"/>
           <w:szCs w:val="22"/>
@@ -1368,10 +1623,13 @@
     <w:p>
       <w:pPr>
         <w:spacing w:before="90" w:after="20"/>
-      </w:pPr>
-      <w:r>
-        <w:rPr>
-          <w:rFonts w:ascii="Aptos Light" w:eastAsia="Aptos Light" w:hAnsi="Aptos Light" w:cs="Aptos Light"/>
+        <w:rPr>
+          <w:rFonts w:ascii="Calibri" w:hAnsi="Calibri" w:cs="Calibri"/>
+        </w:rPr>
+      </w:pPr>
+      <w:r>
+        <w:rPr>
+          <w:rFonts w:ascii="Calibri" w:eastAsia="Aptos Light" w:hAnsi="Calibri" w:cs="Calibri"/>
           <w:b/>
           <w:bCs/>
           <w:color w:val="1F3864"/>
@@ -1384,10 +1642,13 @@
     <w:p>
       <w:pPr>
         <w:spacing w:after="20"/>
-      </w:pPr>
-      <w:r>
-        <w:rPr>
-          <w:rFonts w:ascii="Aptos Light" w:eastAsia="Aptos Light" w:hAnsi="Aptos Light" w:cs="Aptos Light"/>
+        <w:rPr>
+          <w:rFonts w:ascii="Calibri" w:hAnsi="Calibri" w:cs="Calibri"/>
+        </w:rPr>
+      </w:pPr>
+      <w:r>
+        <w:rPr>
+          <w:rFonts w:ascii="Calibri" w:eastAsia="Aptos Light" w:hAnsi="Calibri" w:cs="Calibri"/>
           <w:color w:val="333333"/>
           <w:sz w:val="22"/>
           <w:szCs w:val="22"/>
@@ -1401,10 +1662,13 @@
           <w:bottom w:val="single" w:sz="6" w:space="2" w:color="1F3864"/>
         </w:pBdr>
         <w:spacing w:before="240" w:after="70"/>
-      </w:pPr>
-      <w:r>
-        <w:rPr>
-          <w:rFonts w:ascii="Aptos Light" w:eastAsia="Aptos Light" w:hAnsi="Aptos Light" w:cs="Aptos Light"/>
+        <w:rPr>
+          <w:rFonts w:ascii="Calibri" w:hAnsi="Calibri" w:cs="Calibri"/>
+        </w:rPr>
+      </w:pPr>
+      <w:r>
+        <w:rPr>
+          <w:rFonts w:ascii="Calibri" w:eastAsia="Aptos Light" w:hAnsi="Calibri" w:cs="Calibri"/>
           <w:b/>
           <w:bCs/>
           <w:color w:val="1F3864"/>
@@ -1415,9 +1679,14 @@
       </w:r>
     </w:p>
     <w:p>
-      <w:r>
-        <w:rPr>
-          <w:rFonts w:ascii="Aptos Light" w:eastAsia="Aptos Light" w:hAnsi="Aptos Light" w:cs="Aptos Light"/>
+      <w:pPr>
+        <w:rPr>
+          <w:rFonts w:ascii="Calibri" w:hAnsi="Calibri" w:cs="Calibri"/>
+        </w:rPr>
+      </w:pPr>
+      <w:r>
+        <w:rPr>
+          <w:rFonts w:ascii="Calibri" w:eastAsia="Aptos Light" w:hAnsi="Calibri" w:cs="Calibri"/>
           <w:b/>
           <w:bCs/>
           <w:color w:val="333333"/>
@@ -1428,7 +1697,7 @@
       </w:r>
       <w:r>
         <w:rPr>
-          <w:rFonts w:ascii="Aptos Light" w:eastAsia="Aptos Light" w:hAnsi="Aptos Light" w:cs="Aptos Light"/>
+          <w:rFonts w:ascii="Calibri" w:eastAsia="Aptos Light" w:hAnsi="Calibri" w:cs="Calibri"/>
           <w:color w:val="333333"/>
           <w:sz w:val="22"/>
           <w:szCs w:val="22"/>
@@ -1437,9 +1706,14 @@
       </w:r>
     </w:p>
     <w:p>
-      <w:r>
-        <w:rPr>
-          <w:rFonts w:ascii="Aptos Light" w:eastAsia="Aptos Light" w:hAnsi="Aptos Light" w:cs="Aptos Light"/>
+      <w:pPr>
+        <w:rPr>
+          <w:rFonts w:ascii="Calibri" w:hAnsi="Calibri" w:cs="Calibri"/>
+        </w:rPr>
+      </w:pPr>
+      <w:r>
+        <w:rPr>
+          <w:rFonts w:ascii="Calibri" w:eastAsia="Aptos Light" w:hAnsi="Calibri" w:cs="Calibri"/>
           <w:b/>
           <w:bCs/>
           <w:color w:val="333333"/>
@@ -1450,7 +1724,7 @@
       </w:r>
       <w:r>
         <w:rPr>
-          <w:rFonts w:ascii="Aptos Light" w:eastAsia="Aptos Light" w:hAnsi="Aptos Light" w:cs="Aptos Light"/>
+          <w:rFonts w:ascii="Calibri" w:eastAsia="Aptos Light" w:hAnsi="Calibri" w:cs="Calibri"/>
           <w:color w:val="333333"/>
           <w:sz w:val="22"/>
           <w:szCs w:val="22"/>
@@ -1459,9 +1733,14 @@
       </w:r>
     </w:p>
     <w:p>
-      <w:r>
-        <w:rPr>
-          <w:rFonts w:ascii="Aptos Light" w:eastAsia="Aptos Light" w:hAnsi="Aptos Light" w:cs="Aptos Light"/>
+      <w:pPr>
+        <w:rPr>
+          <w:rFonts w:ascii="Calibri" w:hAnsi="Calibri" w:cs="Calibri"/>
+        </w:rPr>
+      </w:pPr>
+      <w:r>
+        <w:rPr>
+          <w:rFonts w:ascii="Calibri" w:eastAsia="Aptos Light" w:hAnsi="Calibri" w:cs="Calibri"/>
           <w:b/>
           <w:bCs/>
           <w:color w:val="333333"/>
@@ -1472,7 +1751,7 @@
       </w:r>
       <w:r>
         <w:rPr>
-          <w:rFonts w:ascii="Aptos Light" w:eastAsia="Aptos Light" w:hAnsi="Aptos Light" w:cs="Aptos Light"/>
+          <w:rFonts w:ascii="Calibri" w:eastAsia="Aptos Light" w:hAnsi="Calibri" w:cs="Calibri"/>
           <w:color w:val="333333"/>
           <w:sz w:val="22"/>
           <w:szCs w:val="22"/>
@@ -1481,9 +1760,14 @@
       </w:r>
     </w:p>
     <w:p>
-      <w:r>
-        <w:rPr>
-          <w:rFonts w:ascii="Aptos Light" w:eastAsia="Aptos Light" w:hAnsi="Aptos Light" w:cs="Aptos Light"/>
+      <w:pPr>
+        <w:rPr>
+          <w:rFonts w:ascii="Calibri" w:hAnsi="Calibri" w:cs="Calibri"/>
+        </w:rPr>
+      </w:pPr>
+      <w:r>
+        <w:rPr>
+          <w:rFonts w:ascii="Calibri" w:eastAsia="Aptos Light" w:hAnsi="Calibri" w:cs="Calibri"/>
           <w:b/>
           <w:bCs/>
           <w:color w:val="333333"/>
@@ -1494,7 +1778,7 @@
       </w:r>
       <w:r>
         <w:rPr>
-          <w:rFonts w:ascii="Aptos Light" w:eastAsia="Aptos Light" w:hAnsi="Aptos Light" w:cs="Aptos Light"/>
+          <w:rFonts w:ascii="Calibri" w:eastAsia="Aptos Light" w:hAnsi="Calibri" w:cs="Calibri"/>
           <w:color w:val="333333"/>
           <w:sz w:val="22"/>
           <w:szCs w:val="22"/>
@@ -1503,7 +1787,7 @@
       </w:r>
     </w:p>
     <w:sectPr>
-      <w:headerReference w:type="default" r:id="rId7"/>
+      <w:headerReference w:type="default" r:id="rId9"/>
       <w:pgSz w:w="11906" w:h="16838"/>
       <w:pgMar w:top="720" w:right="567" w:bottom="567" w:left="567" w:header="340" w:footer="708" w:gutter="0"/>
       <w:cols w:space="720"/>
@@ -2370,6 +2654,7 @@
   <w:style w:type="character" w:default="1" w:styleId="DefaultParagraphFont">
     <w:name w:val="Default Paragraph Font"/>
     <w:uiPriority w:val="1"/>
+    <w:semiHidden/>
     <w:unhideWhenUsed/>
   </w:style>
   <w:style w:type="table" w:default="1" w:styleId="TableNormal">
@@ -2518,6 +2803,18 @@
     <w:link w:val="Footer"/>
     <w:uiPriority w:val="99"/>
     <w:rsid w:val="00EF74FB"/>
+  </w:style>
+  <w:style w:type="character" w:styleId="UnresolvedMention">
+    <w:name w:val="Unresolved Mention"/>
+    <w:basedOn w:val="DefaultParagraphFont"/>
+    <w:uiPriority w:val="99"/>
+    <w:semiHidden/>
+    <w:unhideWhenUsed/>
+    <w:rsid w:val="00B93C5D"/>
+    <w:rPr>
+      <w:color w:val="605E5C"/>
+      <w:shd w:val="clear" w:color="auto" w:fill="E1DFDD"/>
+    </w:rPr>
   </w:style>
 </w:styles>
 </file>

--- a/Megan_Blechl_Resume_Technology_Transformation_Leader.docx
+++ b/Megan_Blechl_Resume_Technology_Transformation_Leader.docx
@@ -36,6 +36,8 @@
         <w:jc w:val="center"/>
         <w:rPr>
           <w:rFonts w:ascii="Calibri" w:hAnsi="Calibri" w:cs="Calibri"/>
+          <w:sz w:val="22"/>
+          <w:szCs w:val="22"/>
         </w:rPr>
       </w:pPr>
       <w:r>
@@ -71,8 +73,8 @@
           <w:rPr>
             <w:rFonts w:ascii="Calibri" w:eastAsia="Atopos Light" w:hAnsi="Calibri" w:cs="Calibri"/>
             <w:color w:val="0563C1"/>
-            <w:sz w:val="19"/>
-            <w:szCs w:val="19"/>
+            <w:sz w:val="22"/>
+            <w:szCs w:val="22"/>
             <w:u w:val="single"/>
           </w:rPr>
           <w:t>LinkedIn</w:t>
@@ -82,14 +84,16 @@
         <w:rPr>
           <w:rFonts w:ascii="Calibri" w:eastAsia="Atopos Light" w:hAnsi="Calibri" w:cs="Calibri"/>
           <w:color w:val="222222"/>
-          <w:sz w:val="19"/>
-          <w:szCs w:val="19"/>
+          <w:sz w:val="22"/>
+          <w:szCs w:val="22"/>
         </w:rPr>
         <w:t xml:space="preserve"> |</w:t>
       </w:r>
       <w:r>
         <w:rPr>
           <w:rFonts w:ascii="Calibri" w:hAnsi="Calibri" w:cs="Calibri"/>
+          <w:sz w:val="22"/>
+          <w:szCs w:val="22"/>
         </w:rPr>
         <w:t xml:space="preserve"> </w:t>
       </w:r>

--- a/Megan_Blechl_Resume_Technology_Transformation_Leader.docx
+++ b/Megan_Blechl_Resume_Technology_Transformation_Leader.docx
@@ -105,7 +105,25 @@
             <w:sz w:val="22"/>
             <w:szCs w:val="22"/>
           </w:rPr>
-          <w:t>Professional Website</w:t>
+          <w:t>Professi</w:t>
+        </w:r>
+        <w:r>
+          <w:rPr>
+            <w:rStyle w:val="Hyperlink"/>
+            <w:rFonts w:ascii="Calibri" w:eastAsia="Aptos Light" w:hAnsi="Calibri" w:cs="Calibri"/>
+            <w:sz w:val="22"/>
+            <w:szCs w:val="22"/>
+          </w:rPr>
+          <w:t>o</w:t>
+        </w:r>
+        <w:r>
+          <w:rPr>
+            <w:rStyle w:val="Hyperlink"/>
+            <w:rFonts w:ascii="Calibri" w:eastAsia="Aptos Light" w:hAnsi="Calibri" w:cs="Calibri"/>
+            <w:sz w:val="22"/>
+            <w:szCs w:val="22"/>
+          </w:rPr>
+          <w:t>nal Website</w:t>
         </w:r>
       </w:hyperlink>
     </w:p>
@@ -2820,6 +2838,18 @@
       <w:shd w:val="clear" w:color="auto" w:fill="E1DFDD"/>
     </w:rPr>
   </w:style>
+  <w:style w:type="character" w:styleId="FollowedHyperlink">
+    <w:name w:val="FollowedHyperlink"/>
+    <w:basedOn w:val="DefaultParagraphFont"/>
+    <w:uiPriority w:val="99"/>
+    <w:semiHidden/>
+    <w:unhideWhenUsed/>
+    <w:rsid w:val="004343BD"/>
+    <w:rPr>
+      <w:color w:val="96607D" w:themeColor="followedHyperlink"/>
+      <w:u w:val="single"/>
+    </w:rPr>
+  </w:style>
 </w:styles>
 </file>
 
